--- a/docs/word/for-administrators.docx
+++ b/docs/word/for-administrators.docx
@@ -1074,6 +1074,28 @@
         <w:t>test_dashboard</w:t>
       </w:r>
       <w:r>
+        <w:t xml:space="preserve">, </w:t>
+      </w:r>
+      <w:r>
+        <w:rPr>
+          <w:rFonts w:ascii="Consolas" w:hAnsi="Consolas"/>
+          <w:color w:val="4A5652"/>
+          <w:sz w:val="19"/>
+        </w:rPr>
+        <w:t>test_desk</w:t>
+      </w:r>
+      <w:r>
+        <w:t xml:space="preserve">, </w:t>
+      </w:r>
+      <w:r>
+        <w:rPr>
+          <w:rFonts w:ascii="Consolas" w:hAnsi="Consolas"/>
+          <w:color w:val="4A5652"/>
+          <w:sz w:val="19"/>
+        </w:rPr>
+        <w:t>test_registration_forms</w:t>
+      </w:r>
+      <w:r>
         <w:t xml:space="preserve"> and </w:t>
       </w:r>
       <w:r>
@@ -1082,7 +1104,7 @@
           <w:color w:val="4A5652"/>
           <w:sz w:val="19"/>
         </w:rPr>
-        <w:t>test_desk</w:t>
+        <w:t>test_academic_standing</w:t>
       </w:r>
       <w:r>
         <w:t>.</w:t>
@@ -1133,6 +1155,26 @@
       </w:r>
       <w:r>
         <w:t>.</w:t>
+      </w:r>
+    </w:p>
+    <w:p>
+      <w:r>
+        <w:rPr>
+          <w:b/>
+        </w:rPr>
+        <w:t>Students are turned away over their results.</w:t>
+      </w:r>
+      <w:r>
+        <w:t xml:space="preserve"> </w:t>
+      </w:r>
+      <w:r>
+        <w:rPr>
+          <w:i/>
+        </w:rPr>
+        <w:t>Failed Modules Block Registration</w:t>
+      </w:r>
+      <w:r>
+        <w:t xml:space="preserve"> is on in Registration Settings. Like the prerequisite setting above, it is only safe once results are complete in this system — counted against a partial record it excludes students over results that were never captured. Switch it off, or let individual students through with a Registration Override.</w:t>
       </w:r>
     </w:p>
     <w:p>
